--- a/documentation/user_guides/individual_programs/album_genre_tagger/AlbumGenre_Tagger_User_Guide.docx
+++ b/documentation/user_guides/individual_programs/album_genre_tagger/AlbumGenre_Tagger_User_Guide.docx
@@ -56,7 +56,7 @@
         <w:t xml:space="preserve">Input files: </w:t>
       </w:r>
       <w:r>
-        <w:t>Any of the nine suite audio formats in the selected directory are scanned: .mp3, .flac, .ogg, .m4a, .mp4, .opus, .wav, .aiff, and .aif.</w:t>
+        <w:t>Any of the fourteen suite audio formats in the selected directory are scanned: .mp3, .flac, .ogg, .m4a, .mp4, .opus, .wav, .aiff, .aif, .wv, .ape, .mpc, .spx, and .dsf.</w:t>
       </w:r>
     </w:p>
     <w:p>
@@ -70,7 +70,7 @@
         <w:t xml:space="preserve">Input tag: </w:t>
       </w:r>
       <w:r>
-        <w:t>TITLEGENRE is read from each file through the shared, format-aware tag handler (TXXX for ID3 files, Vorbis comments for FLAC/OGG/Opus, and MP4 freeform tags for M4A/MP4).</w:t>
+        <w:t>TITLEGENRE is read from each file through the shared, format-aware tag handler (TXXX for ID3 files, Vorbis comments for FLAC/OGG/Opus/Speex, APEv2 items for WavPack/Monkey's Audio/Musepack, and MP4 freeform tags for M4A/MP4).</w:t>
       </w:r>
     </w:p>
     <w:p>
@@ -112,7 +112,7 @@
         <w:t xml:space="preserve">Other files: </w:t>
       </w:r>
       <w:r>
-        <w:t>Files outside the nine supported audio extensions and subdirectory contents are not part of this operation.</w:t>
+        <w:t>Files outside the fourteen supported audio extensions and subdirectory contents are not part of this operation.</w:t>
       </w:r>
     </w:p>
     <w:p>
@@ -512,7 +512,7 @@
         <w:t xml:space="preserve">No supported audio files found: </w:t>
       </w:r>
       <w:r>
-        <w:t>Select a directory containing files in one of the nine supported audio formats. Other file types and subdirectories are not scanned by this tool.</w:t>
+        <w:t>Select a directory containing files in one of the fourteen supported audio formats. Other file types and subdirectories are not scanned by this tool.</w:t>
       </w:r>
     </w:p>
     <w:p>
